--- a/Flowchat/专利技术交底书.docx
+++ b/Flowchat/专利技术交底书.docx
@@ -102,6 +102,12 @@
             <w:insideH w:val="single" w:color="auto" w:sz="4" w:space="0"/>
             <w:insideV w:val="single" w:color="auto" w:sz="4" w:space="0"/>
           </w:tblBorders>
+          <w:tblCellMar>
+            <w:top w:w="0" w:type="dxa"/>
+            <w:left w:w="108" w:type="dxa"/>
+            <w:bottom w:w="0" w:type="dxa"/>
+            <w:right w:w="108" w:type="dxa"/>
+          </w:tblCellMar>
         </w:tblPrEx>
         <w:trPr>
           <w:trHeight w:val="568" w:hRule="atLeast"/>
@@ -542,8 +548,6 @@
         </w:rPr>
         <w:t>：</w:t>
       </w:r>
-      <w:bookmarkStart w:id="0" w:name="_GoBack"/>
-      <w:bookmarkEnd w:id="0"/>
     </w:p>
     <w:p>
       <w:pPr>
@@ -656,6 +660,8 @@
           <w:szCs w:val="21"/>
         </w:rPr>
       </w:pPr>
+      <w:bookmarkStart w:id="0" w:name="_GoBack"/>
+      <w:bookmarkEnd w:id="0"/>
     </w:p>
     <w:p>
       <w:pPr>
@@ -711,7 +717,7 @@
           <w:szCs w:val="18"/>
           <w:lang w:val="en-US" w:eastAsia="zh-CN"/>
         </w:rPr>
-        <w:t>在面对稀土样品时，稀土元素的含量低、基体元素的干扰以及稀土元素本身的发射谱线复杂是影响稀土元素检测的主要影响原因。该专利要解决的问题是在面对含稀土元素的复杂基体时，以及较低含量的稀土元素时，如何通过光谱分析准确地识别样品内部所含的稀土元素种类。</w:t>
+        <w:t>在面对未知但可能含有稀土元素的样品时，稀土元素的含量低、基体元素的干扰以及稀土元素本身的发射谱线复杂是影响稀土元素检测的主要影响原因。该专利要解决的问题是在面对含稀土元素的复杂基体时，以及较低含量的稀土元素时，如何通过光谱分析准确地识别样品内部所含的稀土元素种类。</w:t>
       </w:r>
     </w:p>
     <w:p>
@@ -1302,7 +1308,7 @@
           <w:szCs w:val="21"/>
           <w:lang w:val="en-US" w:eastAsia="zh-CN"/>
         </w:rPr>
-        <w:t>。随后将导入的稀土元素谱线库与岩石基体元素所生成的100%原子百分数的模拟光谱进行峰位比对，如果距离小于阈值，则该元素则确定会对该稀土元素的该峰位发生干扰。如此循环，最终每个稀土元素谱线库中的每个谱线都会</w:t>
+        <w:t>。随后将导入的稀土元素谱线库与土壤基体元素所生成的100%原子百分数的模拟光谱进行峰位比对，如果距离小于阈值，则该元素则确定会对该稀土元素的该峰位发生干扰。如此循环，最终每个稀土元素谱线库中的每个谱线都会</w:t>
       </w:r>
       <w:r>
         <w:rPr>
@@ -2628,6 +2634,60 @@
     <w:p>
       <w:pPr>
         <w:bidi w:val="0"/>
+        <w:jc w:val="left"/>
+        <w:rPr>
+          <w:rFonts w:hint="default" w:cstheme="minorBidi"/>
+          <w:b/>
+          <w:bCs/>
+          <w:kern w:val="2"/>
+          <w:sz w:val="24"/>
+          <w:szCs w:val="32"/>
+          <w:lang w:val="en-US" w:eastAsia="zh-CN" w:bidi="ar-SA"/>
+        </w:rPr>
+      </w:pPr>
+      <w:r>
+        <w:rPr>
+          <w:rFonts w:hint="eastAsia" w:cstheme="minorBidi"/>
+          <w:b/>
+          <w:bCs/>
+          <w:kern w:val="2"/>
+          <w:sz w:val="24"/>
+          <w:szCs w:val="32"/>
+          <w:lang w:val="en-US" w:eastAsia="zh-CN" w:bidi="ar-SA"/>
+        </w:rPr>
+        <w:t>第八步：对未知样品进行稀土元素定性检测</w:t>
+      </w:r>
+    </w:p>
+    <w:p>
+      <w:pPr>
+        <w:bidi w:val="0"/>
+        <w:ind w:firstLine="425" w:firstLineChars="0"/>
+        <w:jc w:val="both"/>
+        <w:rPr>
+          <w:rFonts w:hint="default"/>
+          <w:b w:val="0"/>
+          <w:bCs w:val="0"/>
+          <w:sz w:val="16"/>
+          <w:szCs w:val="16"/>
+          <w:vertAlign w:val="baseline"/>
+          <w:lang w:val="en-US" w:eastAsia="zh-CN"/>
+        </w:rPr>
+      </w:pPr>
+      <w:r>
+        <w:rPr>
+          <w:rFonts w:hint="eastAsia"/>
+          <w:b w:val="0"/>
+          <w:bCs w:val="0"/>
+          <w:sz w:val="22"/>
+          <w:szCs w:val="28"/>
+          <w:lang w:val="en-US" w:eastAsia="zh-CN"/>
+        </w:rPr>
+        <w:t>向算法程序输入未知元素种类的LIBS光谱，此时算法程序将会依照上述流程，输出各个稀土元素存在的置信度，最终实现对未知样本的稀土元素检测。</w:t>
+      </w:r>
+    </w:p>
+    <w:p>
+      <w:pPr>
+        <w:bidi w:val="0"/>
         <w:ind w:firstLine="420" w:firstLineChars="0"/>
         <w:jc w:val="center"/>
         <w:rPr>
@@ -2702,7 +2762,7 @@
           <w:szCs w:val="16"/>
           <w:lang w:val="en-US" w:eastAsia="zh-CN"/>
         </w:rPr>
-        <w:t>图4 程序最终输出</w:t>
+        <w:t>图4 算法程序最终输出</w:t>
       </w:r>
     </w:p>
     <w:p>
@@ -2768,7 +2828,7 @@
           <w:color w:val="1329FF"/>
           <w:lang w:val="en-US" w:eastAsia="zh-CN"/>
         </w:rPr>
-        <w:t>利用“元素强度梳”进行的光谱分析</w:t>
+        <w:t>利用“元素强度梳”进行的光谱元素分析</w:t>
       </w:r>
     </w:p>
     <w:p>
@@ -2818,7 +2878,7 @@
           <w:color w:val="1329FF"/>
           <w:lang w:val="en-US" w:eastAsia="zh-CN"/>
         </w:rPr>
-        <w:t>置信度设置策略</w:t>
+        <w:t>元素置信度设置策略</w:t>
       </w:r>
     </w:p>
     <w:p>
@@ -2830,56 +2890,6 @@
           <w:sz w:val="24"/>
         </w:rPr>
       </w:pPr>
-    </w:p>
-    <w:p>
-      <w:pPr>
-        <w:numPr>
-          <w:ilvl w:val="0"/>
-          <w:numId w:val="4"/>
-        </w:numPr>
-        <w:rPr>
-          <w:rFonts w:hint="eastAsia" w:ascii="宋体"/>
-          <w:b/>
-          <w:sz w:val="28"/>
-          <w:szCs w:val="21"/>
-        </w:rPr>
-      </w:pPr>
-      <w:r>
-        <w:rPr>
-          <w:rFonts w:hint="eastAsia" w:ascii="宋体"/>
-          <w:b/>
-          <w:sz w:val="28"/>
-          <w:szCs w:val="21"/>
-          <w:lang w:val="en-US" w:eastAsia="zh-CN"/>
-        </w:rPr>
-        <w:t>算法效果验证集</w:t>
-      </w:r>
-    </w:p>
-    <w:p>
-      <w:pPr>
-        <w:numPr>
-          <w:ilvl w:val="0"/>
-          <w:numId w:val="5"/>
-        </w:numPr>
-        <w:ind w:left="420" w:leftChars="0"/>
-        <w:rPr>
-          <w:rFonts w:hint="eastAsia" w:ascii="宋体"/>
-          <w:b/>
-          <w:sz w:val="22"/>
-          <w:szCs w:val="18"/>
-          <w:lang w:val="en-US" w:eastAsia="zh-CN"/>
-        </w:rPr>
-      </w:pPr>
-      <w:r>
-        <w:rPr>
-          <w:rFonts w:hint="eastAsia" w:ascii="宋体"/>
-          <w:b/>
-          <w:sz w:val="22"/>
-          <w:szCs w:val="18"/>
-          <w:lang w:val="en-US" w:eastAsia="zh-CN"/>
-        </w:rPr>
-        <w:t>基体元素集</w:t>
-      </w:r>
     </w:p>
     <w:p>
       <w:pPr>
@@ -2889,50 +2899,36 @@
         </w:numPr>
         <w:ind w:firstLine="425" w:firstLineChars="0"/>
         <w:rPr>
-          <w:rFonts w:hint="default" w:ascii="宋体"/>
-          <w:b/>
-          <w:sz w:val="22"/>
-          <w:szCs w:val="18"/>
-          <w:lang w:val="en-US" w:eastAsia="zh-CN"/>
-        </w:rPr>
-      </w:pPr>
-      <w:r>
-        <w:rPr>
-          <w:rFonts w:hint="eastAsia"/>
+          <w:rFonts w:hint="default"/>
           <w:b/>
           <w:bCs/>
           <w:color w:val="1329FF"/>
-          <w:sz w:val="22"/>
-          <w:szCs w:val="18"/>
-          <w:lang w:val="en-US" w:eastAsia="zh-CN"/>
-        </w:rPr>
-        <w:t>在面对土壤中的基体元素时（主要关注Si,Ca,Mg,Al,Fe,Na,K）,通过国家标准土壤标准物质的元素比例生成多种土壤样本的虚拟光谱，发现对于基体元素的检测阈在1%（a.t%）左右。</w:t>
-      </w:r>
+          <w:sz w:val="24"/>
+          <w:lang w:val="en-US" w:eastAsia="zh-CN"/>
+        </w:rPr>
+      </w:pPr>
     </w:p>
     <w:p>
       <w:pPr>
         <w:numPr>
           <w:ilvl w:val="0"/>
-          <w:numId w:val="5"/>
+          <w:numId w:val="4"/>
         </w:numPr>
-        <w:ind w:left="420" w:leftChars="0"/>
-        <w:rPr>
-          <w:rFonts w:hint="default" w:ascii="宋体"/>
-          <w:b/>
-          <w:sz w:val="22"/>
-          <w:szCs w:val="18"/>
-          <w:lang w:val="en-US" w:eastAsia="zh-CN"/>
-        </w:rPr>
-      </w:pPr>
-      <w:r>
         <w:rPr>
           <w:rFonts w:hint="eastAsia" w:ascii="宋体"/>
           <w:b/>
-          <w:sz w:val="22"/>
-          <w:szCs w:val="18"/>
-          <w:lang w:val="en-US" w:eastAsia="zh-CN"/>
-        </w:rPr>
-        <w:t>稀土元素集</w:t>
+          <w:sz w:val="28"/>
+          <w:szCs w:val="21"/>
+        </w:rPr>
+      </w:pPr>
+      <w:r>
+        <w:rPr>
+          <w:rFonts w:hint="eastAsia" w:ascii="宋体"/>
+          <w:b/>
+          <w:sz w:val="28"/>
+          <w:szCs w:val="21"/>
+        </w:rPr>
+        <w:t>其他有助于专利代理人理解本技术的资料</w:t>
       </w:r>
     </w:p>
     <w:p>
@@ -2941,86 +2937,6 @@
           <w:ilvl w:val="0"/>
           <w:numId w:val="0"/>
         </w:numPr>
-        <w:ind w:firstLine="425" w:firstLineChars="0"/>
-        <w:rPr>
-          <w:rFonts w:hint="eastAsia"/>
-          <w:b/>
-          <w:bCs/>
-          <w:color w:val="1329FF"/>
-          <w:sz w:val="24"/>
-          <w:lang w:val="en-US" w:eastAsia="zh-CN"/>
-        </w:rPr>
-      </w:pPr>
-      <w:r>
-        <w:rPr>
-          <w:rFonts w:hint="eastAsia"/>
-          <w:b/>
-          <w:bCs/>
-          <w:color w:val="1329FF"/>
-          <w:sz w:val="22"/>
-          <w:szCs w:val="18"/>
-          <w:lang w:val="en-US" w:eastAsia="zh-CN"/>
-        </w:rPr>
-        <w:t>利用上述国家土壤标准物质的含量表，通过参加稀土元素，再通过NIST数据库生成掺杂样品的模拟光谱，验证算法检测效果。发现算法在稀土元素含量为0.3571%（a.t%）的情况下，平均能检测出来四种稀土元素。而在稀土元素含量为0.4545%(a.t%)的情况下，且提高100模拟光谱分辨率的情况下，平均能检测出六种稀土元素</w:t>
-      </w:r>
-      <w:r>
-        <w:rPr>
-          <w:rFonts w:hint="eastAsia"/>
-          <w:b/>
-          <w:bCs/>
-          <w:color w:val="1329FF"/>
-          <w:sz w:val="24"/>
-          <w:lang w:val="en-US" w:eastAsia="zh-CN"/>
-        </w:rPr>
-        <w:t>。</w:t>
-      </w:r>
-    </w:p>
-    <w:p>
-      <w:pPr>
-        <w:numPr>
-          <w:ilvl w:val="0"/>
-          <w:numId w:val="0"/>
-        </w:numPr>
-        <w:ind w:firstLine="425" w:firstLineChars="0"/>
-        <w:rPr>
-          <w:rFonts w:hint="default"/>
-          <w:b/>
-          <w:bCs/>
-          <w:color w:val="1329FF"/>
-          <w:sz w:val="24"/>
-          <w:lang w:val="en-US" w:eastAsia="zh-CN"/>
-        </w:rPr>
-      </w:pPr>
-    </w:p>
-    <w:p>
-      <w:pPr>
-        <w:numPr>
-          <w:ilvl w:val="0"/>
-          <w:numId w:val="4"/>
-        </w:numPr>
-        <w:rPr>
-          <w:rFonts w:hint="eastAsia" w:ascii="宋体"/>
-          <w:b/>
-          <w:sz w:val="28"/>
-          <w:szCs w:val="21"/>
-        </w:rPr>
-      </w:pPr>
-      <w:r>
-        <w:rPr>
-          <w:rFonts w:hint="eastAsia" w:ascii="宋体"/>
-          <w:b/>
-          <w:sz w:val="28"/>
-          <w:szCs w:val="21"/>
-        </w:rPr>
-        <w:t>其他有助于专利代理人理解本技术的资料</w:t>
-      </w:r>
-    </w:p>
-    <w:p>
-      <w:pPr>
-        <w:numPr>
-          <w:ilvl w:val="0"/>
-          <w:numId w:val="0"/>
-        </w:numPr>
         <w:rPr>
           <w:rFonts w:hint="eastAsia" w:ascii="宋体"/>
           <w:b/>
@@ -3101,7 +3017,7 @@
           <w:szCs w:val="21"/>
           <w:lang w:val="en-US" w:eastAsia="zh-CN"/>
         </w:rPr>
-        <w:t>9</w:t>
+        <w:t>8</w:t>
       </w:r>
       <w:r>
         <w:rPr>
@@ -3180,10 +3096,6 @@
                     <a:prstGeom prst="rect">
                       <a:avLst/>
                     </a:prstGeom>
-                    <a:noFill/>
-                    <a:ln>
-                      <a:noFill/>
-                    </a:ln>
                   </pic:spPr>
                 </pic:pic>
               </a:graphicData>
@@ -3525,21 +3437,6 @@
     </w:lvl>
   </w:abstractNum>
   <w:abstractNum w:abstractNumId="2">
-    <w:nsid w:val="176EA8EC"/>
-    <w:multiLevelType w:val="singleLevel"/>
-    <w:tmpl w:val="176EA8EC"/>
-    <w:lvl w:ilvl="0" w:tentative="0">
-      <w:start w:val="1"/>
-      <w:numFmt w:val="decimal"/>
-      <w:suff w:val="nothing"/>
-      <w:lvlText w:val="%1、"/>
-      <w:lvlJc w:val="left"/>
-      <w:pPr>
-        <w:ind w:left="420"/>
-      </w:pPr>
-    </w:lvl>
-  </w:abstractNum>
-  <w:abstractNum w:abstractNumId="3">
     <w:nsid w:val="4FF54688"/>
     <w:multiLevelType w:val="singleLevel"/>
     <w:tmpl w:val="4FF54688"/>
@@ -3551,7 +3448,7 @@
       <w:lvlJc w:val="left"/>
     </w:lvl>
   </w:abstractNum>
-  <w:abstractNum w:abstractNumId="4">
+  <w:abstractNum w:abstractNumId="3">
     <w:nsid w:val="6731F9E6"/>
     <w:multiLevelType w:val="singleLevel"/>
     <w:tmpl w:val="6731F9E6"/>
@@ -3564,7 +3461,7 @@
     </w:lvl>
   </w:abstractNum>
   <w:num w:numId="1">
-    <w:abstractNumId w:val="4"/>
+    <w:abstractNumId w:val="3"/>
   </w:num>
   <w:num w:numId="2">
     <w:abstractNumId w:val="0"/>
@@ -3573,9 +3470,6 @@
     <w:abstractNumId w:val="1"/>
   </w:num>
   <w:num w:numId="4">
-    <w:abstractNumId w:val="3"/>
-  </w:num>
-  <w:num w:numId="5">
     <w:abstractNumId w:val="2"/>
   </w:num>
 </w:numbering>
@@ -4202,6 +4096,7 @@
   <w:style w:type="paragraph" w:customStyle="1" w:styleId="28">
     <w:name w:val="???????????¡ì????????????????¡ì????????????????¡§???????????????¡ì?????????????¡ì???????????????¡ì?????o??????????????¡§???????????????¡ì?????????????¡ì?????"/>
     <w:basedOn w:val="1"/>
+    <w:qFormat/>
     <w:uiPriority w:val="0"/>
     <w:pPr>
       <w:widowControl/>
@@ -4220,6 +4115,7 @@
   <w:style w:type="paragraph" w:customStyle="1" w:styleId="29">
     <w:name w:val="封面表格文本"/>
     <w:basedOn w:val="1"/>
+    <w:qFormat/>
     <w:uiPriority w:val="0"/>
     <w:pPr>
       <w:autoSpaceDE w:val="0"/>

--- a/Flowchat/专利技术交底书.docx
+++ b/Flowchat/专利技术交底书.docx
@@ -428,11 +428,21 @@
             <w:pPr>
               <w:jc w:val="center"/>
               <w:rPr>
+                <w:rFonts w:hint="default" w:eastAsia="仿宋_GB2312"/>
+                <w:sz w:val="28"/>
+                <w:szCs w:val="28"/>
+                <w:lang w:val="en-US" w:eastAsia="zh-CN"/>
+              </w:rPr>
+            </w:pPr>
+            <w:r>
+              <w:rPr>
                 <w:rFonts w:hint="eastAsia" w:eastAsia="仿宋_GB2312"/>
                 <w:sz w:val="28"/>
                 <w:szCs w:val="28"/>
+                <w:lang w:val="en-US" w:eastAsia="zh-CN"/>
               </w:rPr>
-            </w:pPr>
+              <w:t>15362532732</w:t>
+            </w:r>
           </w:p>
         </w:tc>
         <w:tc>
@@ -660,8 +670,6 @@
           <w:szCs w:val="21"/>
         </w:rPr>
       </w:pPr>
-      <w:bookmarkStart w:id="0" w:name="_GoBack"/>
-      <w:bookmarkEnd w:id="0"/>
     </w:p>
     <w:p>
       <w:pPr>
@@ -771,6 +779,80 @@
           <w:szCs w:val="21"/>
         </w:rPr>
         <w:tab/>
+      </w:r>
+    </w:p>
+    <w:p>
+      <w:pPr>
+        <w:pStyle w:val="23"/>
+        <w:numPr>
+          <w:ilvl w:val="0"/>
+          <w:numId w:val="0"/>
+        </w:numPr>
+        <w:spacing w:line="240" w:lineRule="auto"/>
+        <w:ind w:firstLine="425" w:firstLineChars="0"/>
+        <w:jc w:val="both"/>
+        <w:rPr>
+          <w:rFonts w:hint="eastAsia" w:ascii="宋体"/>
+          <w:b/>
+          <w:color w:val="0000FF"/>
+          <w:sz w:val="22"/>
+          <w:szCs w:val="18"/>
+          <w:lang w:val="en-US" w:eastAsia="zh-CN"/>
+        </w:rPr>
+      </w:pPr>
+      <w:r>
+        <w:rPr>
+          <w:rFonts w:hint="eastAsia" w:ascii="宋体" w:hAnsi="Times New Roman" w:eastAsia="宋体" w:cs="Times New Roman"/>
+          <w:b/>
+          <w:color w:val="0000FF"/>
+          <w:kern w:val="0"/>
+          <w:sz w:val="22"/>
+          <w:szCs w:val="18"/>
+          <w:lang w:val="en-US" w:eastAsia="zh-CN" w:bidi="ar-SA"/>
+        </w:rPr>
+        <w:t>1、</w:t>
+      </w:r>
+      <w:r>
+        <w:rPr>
+          <w:rFonts w:hint="eastAsia" w:ascii="宋体"/>
+          <w:b/>
+          <w:color w:val="0000FF"/>
+          <w:sz w:val="22"/>
+          <w:szCs w:val="18"/>
+          <w:lang w:val="en-US" w:eastAsia="zh-CN"/>
+        </w:rPr>
+        <w:t>通过生成理论强度“梳”，对元素全光谱进行整体考量</w:t>
+      </w:r>
+    </w:p>
+    <w:p>
+      <w:pPr>
+        <w:pStyle w:val="23"/>
+        <w:numPr>
+          <w:ilvl w:val="0"/>
+          <w:numId w:val="0"/>
+        </w:numPr>
+        <w:spacing w:line="240" w:lineRule="auto"/>
+        <w:ind w:firstLine="425" w:firstLineChars="0"/>
+        <w:jc w:val="both"/>
+        <w:rPr>
+          <w:rFonts w:hint="eastAsia" w:ascii="宋体"/>
+          <w:b/>
+          <w:color w:val="0000FF"/>
+          <w:sz w:val="22"/>
+          <w:szCs w:val="18"/>
+          <w:lang w:val="en-US" w:eastAsia="zh-CN"/>
+        </w:rPr>
+      </w:pPr>
+      <w:r>
+        <w:rPr>
+          <w:rFonts w:hint="eastAsia" w:ascii="宋体"/>
+          <w:b/>
+          <w:color w:val="0000FF"/>
+          <w:sz w:val="22"/>
+          <w:szCs w:val="18"/>
+          <w:lang w:val="en-US" w:eastAsia="zh-CN"/>
+        </w:rPr>
+        <w:t>利用相对强度计算公式对整体元素特征峰进行计算，最终的置信度考量与计算同样也是利用全体谱线进行，而非传统的孤立特征谱线判决。</w:t>
       </w:r>
     </w:p>
     <w:p>
@@ -801,7 +883,37 @@
           <w:szCs w:val="18"/>
           <w:lang w:val="en-US" w:eastAsia="zh-CN"/>
         </w:rPr>
-        <w:t>通过生成理论强度“梳”，对元素全光谱进行整体考量</w:t>
+        <w:t>利用基体元素进行温度迭代获得电子温度</w:t>
+      </w:r>
+    </w:p>
+    <w:p>
+      <w:pPr>
+        <w:pStyle w:val="23"/>
+        <w:numPr>
+          <w:numId w:val="0"/>
+        </w:numPr>
+        <w:spacing w:line="240" w:lineRule="auto"/>
+        <w:ind w:firstLine="425" w:firstLineChars="0"/>
+        <w:jc w:val="both"/>
+        <w:rPr>
+          <w:rFonts w:hint="default" w:ascii="宋体"/>
+          <w:b/>
+          <w:color w:val="0000FF"/>
+          <w:sz w:val="22"/>
+          <w:szCs w:val="18"/>
+          <w:lang w:val="en-US" w:eastAsia="zh-CN"/>
+        </w:rPr>
+      </w:pPr>
+      <w:r>
+        <w:rPr>
+          <w:rFonts w:hint="eastAsia" w:ascii="宋体"/>
+          <w:b/>
+          <w:color w:val="0000FF"/>
+          <w:sz w:val="22"/>
+          <w:szCs w:val="18"/>
+          <w:lang w:val="en-US" w:eastAsia="zh-CN"/>
+        </w:rPr>
+        <w:t>对于未知光谱元素种类的LIBS光谱，无法通过Boltzmann图等手段获得电子温度，本专利通过初始温度预设结合温度迭代，获取等离子体温度。</w:t>
       </w:r>
     </w:p>
     <w:p>
@@ -825,35 +937,28 @@
       </w:pPr>
       <w:r>
         <w:rPr>
-          <w:rFonts w:hint="eastAsia" w:ascii="宋体"/>
+          <w:rFonts w:hint="eastAsia" w:ascii="宋体" w:cs="Times New Roman"/>
           <w:b/>
           <w:color w:val="0000FF"/>
+          <w:kern w:val="0"/>
           <w:sz w:val="22"/>
           <w:szCs w:val="18"/>
-          <w:lang w:val="en-US" w:eastAsia="zh-CN"/>
-        </w:rPr>
-        <w:t>利用相对强度计算公式对整体元素特征峰进行计算，最终的置信度考量与计算同样也是利用全体谱线进行，而非传统的孤立特征谱线判决。</w:t>
-      </w:r>
-    </w:p>
-    <w:p>
-      <w:pPr>
-        <w:pStyle w:val="23"/>
-        <w:numPr>
-          <w:ilvl w:val="0"/>
-          <w:numId w:val="1"/>
-        </w:numPr>
-        <w:spacing w:line="240" w:lineRule="auto"/>
-        <w:ind w:firstLine="425" w:firstLineChars="0"/>
-        <w:jc w:val="both"/>
-        <w:rPr>
-          <w:rFonts w:hint="default" w:ascii="宋体"/>
+          <w:lang w:val="en-US" w:eastAsia="zh-CN" w:bidi="ar-SA"/>
+        </w:rPr>
+        <w:t>3</w:t>
+      </w:r>
+      <w:r>
+        <w:rPr>
+          <w:rFonts w:hint="default" w:ascii="宋体" w:hAnsi="Times New Roman" w:eastAsia="宋体" w:cs="Times New Roman"/>
           <w:b/>
           <w:color w:val="0000FF"/>
+          <w:kern w:val="0"/>
           <w:sz w:val="22"/>
           <w:szCs w:val="18"/>
-          <w:lang w:val="en-US" w:eastAsia="zh-CN"/>
-        </w:rPr>
-      </w:pPr>
+          <w:lang w:val="en-US" w:eastAsia="zh-CN" w:bidi="ar-SA"/>
+        </w:rPr>
+        <w:t>、</w:t>
+      </w:r>
       <w:r>
         <w:rPr>
           <w:rFonts w:hint="eastAsia" w:ascii="宋体"/>
@@ -1042,6 +1147,8 @@
         </w:rPr>
         <w:t>强度梳：指的是利用谱线数据以及相对强度计算公式算出的整体谱线库相对强度集合</w:t>
       </w:r>
+      <w:bookmarkStart w:id="0" w:name="_GoBack"/>
+      <w:bookmarkEnd w:id="0"/>
     </w:p>
     <w:p>
       <w:pPr>
@@ -1216,7 +1323,6 @@
     </w:p>
     <w:p>
       <w:pPr>
-        <w:ind w:firstLine="420" w:firstLineChars="0"/>
         <w:jc w:val="both"/>
         <w:rPr>
           <w:rFonts w:hint="default"/>
@@ -1789,7 +1895,28 @@
           <w:szCs w:val="22"/>
           <w:lang w:val="en-US" w:eastAsia="zh-CN"/>
         </w:rPr>
-        <w:t>对筛选出的元素特征谱线进行归一化相对强度计算，随后获得</w:t>
+        <w:t>对筛选出的元素特征谱线利用</w:t>
+      </w:r>
+      <w:r>
+        <w:rPr>
+          <w:rFonts w:hint="eastAsia" w:hAnsi="Cambria Math" w:cs="Cambria Math"/>
+          <w:i w:val="0"/>
+          <w:color w:val="FF0000"/>
+          <w:sz w:val="22"/>
+          <w:szCs w:val="22"/>
+          <w:lang w:val="en-US" w:eastAsia="zh-CN"/>
+        </w:rPr>
+        <w:t>预设电子温度T0</w:t>
+      </w:r>
+      <w:r>
+        <w:rPr>
+          <w:rFonts w:hint="eastAsia" w:hAnsi="Cambria Math" w:cs="Cambria Math"/>
+          <w:i w:val="0"/>
+          <w:sz w:val="22"/>
+          <w:szCs w:val="22"/>
+          <w:lang w:val="en-US" w:eastAsia="zh-CN"/>
+        </w:rPr>
+        <w:t>进行归一化相对强度计算，随后获得</w:t>
       </w:r>
       <w:r>
         <w:rPr>
@@ -2624,6 +2751,285 @@
           <w:rFonts w:hint="eastAsia"/>
           <w:b w:val="0"/>
           <w:bCs w:val="0"/>
+          <w:sz w:val="22"/>
+          <w:szCs w:val="22"/>
+          <w:vertAlign w:val="baseline"/>
+          <w:lang w:val="en-US" w:eastAsia="zh-CN"/>
+        </w:rPr>
+      </w:pPr>
+    </w:p>
+    <w:p>
+      <w:pPr>
+        <w:bidi w:val="0"/>
+        <w:jc w:val="left"/>
+        <w:rPr>
+          <w:rFonts w:hint="default"/>
+          <w:b/>
+          <w:bCs/>
+          <w:sz w:val="24"/>
+          <w:szCs w:val="32"/>
+          <w:lang w:val="en-US" w:eastAsia="zh-CN"/>
+        </w:rPr>
+      </w:pPr>
+      <w:r>
+        <w:rPr>
+          <w:rFonts w:hint="eastAsia"/>
+          <w:b/>
+          <w:bCs/>
+          <w:sz w:val="24"/>
+          <w:szCs w:val="32"/>
+          <w:lang w:val="en-US" w:eastAsia="zh-CN"/>
+        </w:rPr>
+        <w:t>第</w:t>
+      </w:r>
+      <w:r>
+        <w:rPr>
+          <w:rFonts w:hint="eastAsia" w:cstheme="minorBidi"/>
+          <w:b/>
+          <w:bCs/>
+          <w:kern w:val="2"/>
+          <w:sz w:val="24"/>
+          <w:szCs w:val="32"/>
+          <w:lang w:val="en-US" w:eastAsia="zh-CN" w:bidi="ar-SA"/>
+        </w:rPr>
+        <w:t>八</w:t>
+      </w:r>
+      <w:r>
+        <w:rPr>
+          <w:rFonts w:hint="eastAsia"/>
+          <w:b/>
+          <w:bCs/>
+          <w:sz w:val="24"/>
+          <w:szCs w:val="32"/>
+          <w:lang w:val="en-US" w:eastAsia="zh-CN"/>
+        </w:rPr>
+        <w:t>步：利用基体元素进行温度迭代</w:t>
+      </w:r>
+    </w:p>
+    <w:p>
+      <w:pPr>
+        <w:ind w:firstLine="420" w:firstLineChars="0"/>
+        <w:jc w:val="both"/>
+        <w:rPr>
+          <w:rFonts w:hint="default"/>
+          <w:color w:val="auto"/>
+          <w:sz w:val="22"/>
+          <w:szCs w:val="22"/>
+          <w:highlight w:val="none"/>
+          <w:lang w:val="en-US" w:eastAsia="zh-CN"/>
+        </w:rPr>
+      </w:pPr>
+      <w:r>
+        <w:rPr>
+          <w:rFonts w:hint="eastAsia"/>
+          <w:color w:val="auto"/>
+          <w:sz w:val="22"/>
+          <w:szCs w:val="22"/>
+          <w:highlight w:val="none"/>
+          <w:lang w:val="en-US" w:eastAsia="zh-CN"/>
+        </w:rPr>
+        <w:t>整体上，温度迭代算法通过全局多起点阻尼优化得分实现。</w:t>
+      </w:r>
+    </w:p>
+    <w:p>
+      <w:pPr>
+        <w:ind w:firstLine="420" w:firstLineChars="0"/>
+        <w:jc w:val="both"/>
+        <w:rPr>
+          <w:rFonts w:hint="default"/>
+          <w:b w:val="0"/>
+          <w:bCs w:val="0"/>
+          <w:color w:val="FF0000"/>
+          <w:sz w:val="22"/>
+          <w:szCs w:val="22"/>
+          <w:highlight w:val="none"/>
+          <w:lang w:val="en-US" w:eastAsia="zh-CN"/>
+        </w:rPr>
+      </w:pPr>
+      <w:r>
+        <w:rPr>
+          <w:rFonts w:hint="eastAsia"/>
+          <w:color w:val="auto"/>
+          <w:sz w:val="22"/>
+          <w:szCs w:val="22"/>
+          <w:highlight w:val="none"/>
+          <w:lang w:val="en-US" w:eastAsia="zh-CN"/>
+        </w:rPr>
+        <w:t>首先算法会在合理电子温度5000-20000K中选取</w:t>
+      </w:r>
+      <w:r>
+        <w:rPr>
+          <w:rFonts w:hint="eastAsia"/>
+          <w:b/>
+          <w:bCs/>
+          <w:color w:val="FF0000"/>
+          <w:sz w:val="22"/>
+          <w:szCs w:val="22"/>
+          <w:highlight w:val="none"/>
+          <w:lang w:val="en-US" w:eastAsia="zh-CN"/>
+        </w:rPr>
+        <w:t>多个起点，</w:t>
+      </w:r>
+      <w:r>
+        <w:rPr>
+          <w:rFonts w:hint="eastAsia"/>
+          <w:b w:val="0"/>
+          <w:bCs w:val="0"/>
+          <w:color w:val="auto"/>
+          <w:sz w:val="22"/>
+          <w:szCs w:val="22"/>
+          <w:highlight w:val="none"/>
+          <w:lang w:val="en-US" w:eastAsia="zh-CN"/>
+        </w:rPr>
+        <w:t>防止温度迭代陷入局部最优解导致影响最终温度判断。</w:t>
+      </w:r>
+    </w:p>
+    <w:p>
+      <w:pPr>
+        <w:ind w:firstLine="420" w:firstLineChars="0"/>
+        <w:jc w:val="both"/>
+        <w:rPr>
+          <w:rFonts w:hint="eastAsia"/>
+          <w:color w:val="auto"/>
+          <w:sz w:val="22"/>
+          <w:szCs w:val="22"/>
+          <w:highlight w:val="none"/>
+          <w:lang w:val="en-US" w:eastAsia="zh-CN"/>
+        </w:rPr>
+      </w:pPr>
+      <w:r>
+        <w:rPr>
+          <w:rFonts w:hint="eastAsia"/>
+          <w:color w:val="auto"/>
+          <w:sz w:val="22"/>
+          <w:szCs w:val="22"/>
+          <w:highlight w:val="none"/>
+          <w:lang w:val="en-US" w:eastAsia="zh-CN"/>
+        </w:rPr>
+        <w:t>每个起点会迭代十轮，每一轮都会从都会从不同温度区间的起点开始迭代，以</w:t>
+      </w:r>
+      <w:r>
+        <w:rPr>
+          <w:rFonts w:hint="eastAsia"/>
+          <w:color w:val="FF0000"/>
+          <w:sz w:val="22"/>
+          <w:szCs w:val="22"/>
+          <w:highlight w:val="none"/>
+          <w:lang w:val="en-US" w:eastAsia="zh-CN"/>
+        </w:rPr>
+        <w:t>输入实验光谱中所含的基体元素中置信度前三，并且结合Boltzmann图的拟合度作为评分</w:t>
+      </w:r>
+      <w:r>
+        <w:rPr>
+          <w:rFonts w:hint="eastAsia"/>
+          <w:color w:val="auto"/>
+          <w:sz w:val="22"/>
+          <w:szCs w:val="22"/>
+          <w:highlight w:val="none"/>
+          <w:lang w:val="en-US" w:eastAsia="zh-CN"/>
+        </w:rPr>
+        <w:t>根据，再利用</w:t>
+      </w:r>
+      <w:r>
+        <w:rPr>
+          <w:rFonts w:hint="eastAsia"/>
+          <w:color w:val="FF0000"/>
+          <w:sz w:val="22"/>
+          <w:szCs w:val="22"/>
+          <w:highlight w:val="none"/>
+          <w:lang w:val="en-US" w:eastAsia="zh-CN"/>
+        </w:rPr>
+        <w:t>Sofrmax加权</w:t>
+      </w:r>
+      <w:r>
+        <w:rPr>
+          <w:rFonts w:hint="eastAsia"/>
+          <w:color w:val="auto"/>
+          <w:sz w:val="22"/>
+          <w:szCs w:val="22"/>
+          <w:highlight w:val="none"/>
+          <w:lang w:val="en-US" w:eastAsia="zh-CN"/>
+        </w:rPr>
+        <w:t>，获得目标温度，最后</w:t>
+      </w:r>
+      <w:r>
+        <w:rPr>
+          <w:rFonts w:hint="eastAsia"/>
+          <w:color w:val="FF0000"/>
+          <w:sz w:val="22"/>
+          <w:szCs w:val="22"/>
+          <w:highlight w:val="none"/>
+          <w:lang w:val="en-US" w:eastAsia="zh-CN"/>
+        </w:rPr>
+        <w:t>阻尼更新</w:t>
+      </w:r>
+      <w:r>
+        <w:rPr>
+          <w:rFonts w:hint="eastAsia"/>
+          <w:color w:val="auto"/>
+          <w:sz w:val="22"/>
+          <w:szCs w:val="22"/>
+          <w:highlight w:val="none"/>
+          <w:lang w:val="en-US" w:eastAsia="zh-CN"/>
+        </w:rPr>
+        <w:t>目标温度，多轮迭代后获得本起点的最终温度。</w:t>
+      </w:r>
+    </w:p>
+    <w:p>
+      <w:pPr>
+        <w:ind w:firstLine="420" w:firstLineChars="0"/>
+        <w:jc w:val="both"/>
+        <w:rPr>
+          <w:rFonts w:hint="default"/>
+          <w:color w:val="auto"/>
+          <w:sz w:val="22"/>
+          <w:szCs w:val="22"/>
+          <w:highlight w:val="none"/>
+          <w:lang w:val="en-US" w:eastAsia="zh-CN"/>
+        </w:rPr>
+      </w:pPr>
+      <w:r>
+        <w:rPr>
+          <w:rFonts w:hint="eastAsia"/>
+          <w:color w:val="auto"/>
+          <w:sz w:val="22"/>
+          <w:szCs w:val="22"/>
+          <w:highlight w:val="none"/>
+          <w:lang w:val="en-US" w:eastAsia="zh-CN"/>
+        </w:rPr>
+        <w:t>最后结合全局每个起点的最终温度，通过</w:t>
+      </w:r>
+      <w:r>
+        <w:rPr>
+          <w:rFonts w:hint="eastAsia"/>
+          <w:color w:val="FF0000"/>
+          <w:sz w:val="22"/>
+          <w:szCs w:val="22"/>
+          <w:highlight w:val="none"/>
+          <w:lang w:val="en-US" w:eastAsia="zh-CN"/>
+        </w:rPr>
+        <w:t>前面所述的得分获取最终的等离子体电子温度</w:t>
+      </w:r>
+      <w:r>
+        <w:rPr>
+          <w:rFonts w:hint="eastAsia"/>
+          <w:color w:val="auto"/>
+          <w:sz w:val="22"/>
+          <w:szCs w:val="22"/>
+          <w:highlight w:val="none"/>
+          <w:lang w:val="en-US" w:eastAsia="zh-CN"/>
+        </w:rPr>
+        <w:t>。</w:t>
+      </w:r>
+    </w:p>
+    <w:p>
+      <w:pPr>
+        <w:bidi w:val="0"/>
+        <w:jc w:val="both"/>
+        <w:rPr>
+          <w:rFonts w:hint="eastAsia"/>
+          <w:b w:val="0"/>
+          <w:bCs w:val="0"/>
           <w:sz w:val="16"/>
           <w:szCs w:val="16"/>
           <w:vertAlign w:val="baseline"/>
@@ -2655,13 +3061,12 @@
           <w:szCs w:val="32"/>
           <w:lang w:val="en-US" w:eastAsia="zh-CN" w:bidi="ar-SA"/>
         </w:rPr>
-        <w:t>第八步：对未知样品进行稀土元素定性检测</w:t>
-      </w:r>
-    </w:p>
-    <w:p>
-      <w:pPr>
-        <w:bidi w:val="0"/>
-        <w:ind w:firstLine="425" w:firstLineChars="0"/>
+        <w:t>第九步：对未知样品进行稀土元素定性检测</w:t>
+      </w:r>
+    </w:p>
+    <w:p>
+      <w:pPr>
+        <w:ind w:firstLine="420" w:firstLineChars="0"/>
         <w:jc w:val="both"/>
         <w:rPr>
           <w:rFonts w:hint="default"/>
@@ -2676,13 +3081,24 @@
       <w:r>
         <w:rPr>
           <w:rFonts w:hint="eastAsia"/>
+          <w:color w:val="auto"/>
+          <w:sz w:val="22"/>
+          <w:szCs w:val="22"/>
+          <w:highlight w:val="none"/>
+          <w:lang w:val="en-US" w:eastAsia="zh-CN"/>
+        </w:rPr>
+        <w:t>将迭代获得的等离子体电子温度替换掉上述T0，</w:t>
+      </w:r>
+      <w:r>
+        <w:rPr>
+          <w:rFonts w:hint="eastAsia"/>
           <w:b w:val="0"/>
           <w:bCs w:val="0"/>
           <w:sz w:val="22"/>
           <w:szCs w:val="28"/>
           <w:lang w:val="en-US" w:eastAsia="zh-CN"/>
         </w:rPr>
-        <w:t>向算法程序输入未知元素种类的LIBS光谱，此时算法程序将会依照上述流程，输出各个稀土元素存在的置信度，最终实现对未知样本的稀土元素检测。</w:t>
+        <w:t>此时算法程序将会依照上述流程（除温度迭代）进行光谱分析，输出各个稀土元素存在的置信度，最终实现对未知样本的稀土元素检测。</w:t>
       </w:r>
     </w:p>
     <w:p>
@@ -2829,6 +3245,31 @@
           <w:lang w:val="en-US" w:eastAsia="zh-CN"/>
         </w:rPr>
         <w:t>利用“元素强度梳”进行的光谱元素分析</w:t>
+      </w:r>
+    </w:p>
+    <w:p>
+      <w:pPr>
+        <w:numPr>
+          <w:ilvl w:val="0"/>
+          <w:numId w:val="3"/>
+        </w:numPr>
+        <w:rPr>
+          <w:rFonts w:hint="eastAsia"/>
+          <w:b/>
+          <w:bCs/>
+          <w:color w:val="1329FF"/>
+          <w:lang w:val="en-US" w:eastAsia="zh-CN"/>
+        </w:rPr>
+      </w:pPr>
+      <w:r>
+        <w:rPr>
+          <w:rFonts w:hint="eastAsia"/>
+          <w:b/>
+          <w:bCs/>
+          <w:color w:val="1329FF"/>
+          <w:lang w:val="en-US" w:eastAsia="zh-CN"/>
+        </w:rPr>
+        <w:t>基体元素温度迭代算法</w:t>
       </w:r>
     </w:p>
     <w:p>
@@ -3425,6 +3866,18 @@
     </w:lvl>
   </w:abstractNum>
   <w:abstractNum w:abstractNumId="1">
+    <w:nsid w:val="C2458030"/>
+    <w:multiLevelType w:val="singleLevel"/>
+    <w:tmpl w:val="C2458030"/>
+    <w:lvl w:ilvl="0" w:tentative="0">
+      <w:start w:val="2"/>
+      <w:numFmt w:val="decimal"/>
+      <w:suff w:val="nothing"/>
+      <w:lvlText w:val="%1、"/>
+      <w:lvlJc w:val="left"/>
+    </w:lvl>
+  </w:abstractNum>
+  <w:abstractNum w:abstractNumId="2">
     <w:nsid w:val="F94D19CF"/>
     <w:multiLevelType w:val="singleLevel"/>
     <w:tmpl w:val="F94D19CF"/>
@@ -3436,7 +3889,7 @@
       <w:lvlJc w:val="left"/>
     </w:lvl>
   </w:abstractNum>
-  <w:abstractNum w:abstractNumId="2">
+  <w:abstractNum w:abstractNumId="3">
     <w:nsid w:val="4FF54688"/>
     <w:multiLevelType w:val="singleLevel"/>
     <w:tmpl w:val="4FF54688"/>
@@ -3448,29 +3901,17 @@
       <w:lvlJc w:val="left"/>
     </w:lvl>
   </w:abstractNum>
-  <w:abstractNum w:abstractNumId="3">
-    <w:nsid w:val="6731F9E6"/>
-    <w:multiLevelType w:val="singleLevel"/>
-    <w:tmpl w:val="6731F9E6"/>
-    <w:lvl w:ilvl="0" w:tentative="0">
-      <w:start w:val="1"/>
-      <w:numFmt w:val="decimal"/>
-      <w:suff w:val="nothing"/>
-      <w:lvlText w:val="%1、"/>
-      <w:lvlJc w:val="left"/>
-    </w:lvl>
-  </w:abstractNum>
   <w:num w:numId="1">
-    <w:abstractNumId w:val="3"/>
+    <w:abstractNumId w:val="1"/>
   </w:num>
   <w:num w:numId="2">
     <w:abstractNumId w:val="0"/>
   </w:num>
   <w:num w:numId="3">
-    <w:abstractNumId w:val="1"/>
+    <w:abstractNumId w:val="2"/>
   </w:num>
   <w:num w:numId="4">
-    <w:abstractNumId w:val="2"/>
+    <w:abstractNumId w:val="3"/>
   </w:num>
 </w:numbering>
 </file>
@@ -3551,7 +3992,7 @@
     <w:lsdException w:qFormat="1" w:unhideWhenUsed="0" w:uiPriority="0" w:semiHidden="0" w:name="Title"/>
     <w:lsdException w:unhideWhenUsed="0" w:uiPriority="0" w:semiHidden="0" w:name="Closing"/>
     <w:lsdException w:unhideWhenUsed="0" w:uiPriority="0" w:semiHidden="0" w:name="Signature"/>
-    <w:lsdException w:unhideWhenUsed="0" w:uiPriority="0" w:name="Default Paragraph Font"/>
+    <w:lsdException w:qFormat="1" w:unhideWhenUsed="0" w:uiPriority="0" w:name="Default Paragraph Font"/>
     <w:lsdException w:qFormat="1" w:unhideWhenUsed="0" w:uiPriority="0" w:semiHidden="0" w:name="Body Text"/>
     <w:lsdException w:qFormat="1" w:unhideWhenUsed="0" w:uiPriority="0" w:semiHidden="0" w:name="Body Text Indent"/>
     <w:lsdException w:unhideWhenUsed="0" w:uiPriority="0" w:semiHidden="0" w:name="List Continue"/>
@@ -3777,6 +4218,7 @@
   <w:style w:type="character" w:default="1" w:styleId="15">
     <w:name w:val="Default Paragraph Font"/>
     <w:semiHidden/>
+    <w:qFormat/>
     <w:uiPriority w:val="0"/>
   </w:style>
   <w:style w:type="table" w:default="1" w:styleId="13">

--- a/Flowchat/专利技术交底书.docx
+++ b/Flowchat/专利技术交底书.docx
@@ -102,12 +102,6 @@
             <w:insideH w:val="single" w:color="auto" w:sz="4" w:space="0"/>
             <w:insideV w:val="single" w:color="auto" w:sz="4" w:space="0"/>
           </w:tblBorders>
-          <w:tblCellMar>
-            <w:top w:w="0" w:type="dxa"/>
-            <w:left w:w="108" w:type="dxa"/>
-            <w:bottom w:w="0" w:type="dxa"/>
-            <w:right w:w="108" w:type="dxa"/>
-          </w:tblCellMar>
         </w:tblPrEx>
         <w:trPr>
           <w:trHeight w:val="568" w:hRule="atLeast"/>
@@ -176,12 +170,6 @@
             <w:insideH w:val="single" w:color="auto" w:sz="4" w:space="0"/>
             <w:insideV w:val="single" w:color="auto" w:sz="4" w:space="0"/>
           </w:tblBorders>
-          <w:tblCellMar>
-            <w:top w:w="0" w:type="dxa"/>
-            <w:left w:w="108" w:type="dxa"/>
-            <w:bottom w:w="0" w:type="dxa"/>
-            <w:right w:w="108" w:type="dxa"/>
-          </w:tblCellMar>
         </w:tblPrEx>
         <w:trPr>
           <w:trHeight w:val="568" w:hRule="atLeast"/>
@@ -860,6 +848,26 @@
         <w:pStyle w:val="23"/>
         <w:numPr>
           <w:ilvl w:val="0"/>
+          <w:numId w:val="0"/>
+        </w:numPr>
+        <w:spacing w:line="240" w:lineRule="auto"/>
+        <w:ind w:firstLine="425" w:firstLineChars="0"/>
+        <w:jc w:val="both"/>
+        <w:rPr>
+          <w:rFonts w:hint="eastAsia" w:ascii="宋体"/>
+          <w:b/>
+          <w:color w:val="0000FF"/>
+          <w:sz w:val="22"/>
+          <w:szCs w:val="18"/>
+          <w:lang w:val="en-US" w:eastAsia="zh-CN"/>
+        </w:rPr>
+      </w:pPr>
+    </w:p>
+    <w:p>
+      <w:pPr>
+        <w:pStyle w:val="23"/>
+        <w:numPr>
+          <w:ilvl w:val="0"/>
           <w:numId w:val="1"/>
         </w:numPr>
         <w:spacing w:line="240" w:lineRule="auto"/>
@@ -884,36 +892,6 @@
           <w:lang w:val="en-US" w:eastAsia="zh-CN"/>
         </w:rPr>
         <w:t>利用基体元素进行温度迭代获得电子温度</w:t>
-      </w:r>
-    </w:p>
-    <w:p>
-      <w:pPr>
-        <w:pStyle w:val="23"/>
-        <w:numPr>
-          <w:numId w:val="0"/>
-        </w:numPr>
-        <w:spacing w:line="240" w:lineRule="auto"/>
-        <w:ind w:firstLine="425" w:firstLineChars="0"/>
-        <w:jc w:val="both"/>
-        <w:rPr>
-          <w:rFonts w:hint="default" w:ascii="宋体"/>
-          <w:b/>
-          <w:color w:val="0000FF"/>
-          <w:sz w:val="22"/>
-          <w:szCs w:val="18"/>
-          <w:lang w:val="en-US" w:eastAsia="zh-CN"/>
-        </w:rPr>
-      </w:pPr>
-      <w:r>
-        <w:rPr>
-          <w:rFonts w:hint="eastAsia" w:ascii="宋体"/>
-          <w:b/>
-          <w:color w:val="0000FF"/>
-          <w:sz w:val="22"/>
-          <w:szCs w:val="18"/>
-          <w:lang w:val="en-US" w:eastAsia="zh-CN"/>
-        </w:rPr>
-        <w:t>对于未知光谱元素种类的LIBS光谱，无法通过Boltzmann图等手段获得电子温度，本专利通过初始温度预设结合温度迭代，获取等离子体温度。</w:t>
       </w:r>
     </w:p>
     <w:p>
@@ -927,7 +905,7 @@
         <w:ind w:firstLine="425" w:firstLineChars="0"/>
         <w:jc w:val="both"/>
         <w:rPr>
-          <w:rFonts w:hint="default" w:ascii="宋体"/>
+          <w:rFonts w:hint="eastAsia" w:ascii="宋体"/>
           <w:b/>
           <w:color w:val="0000FF"/>
           <w:sz w:val="22"/>
@@ -937,38 +915,14 @@
       </w:pPr>
       <w:r>
         <w:rPr>
-          <w:rFonts w:hint="eastAsia" w:ascii="宋体" w:cs="Times New Roman"/>
+          <w:rFonts w:hint="eastAsia" w:ascii="宋体"/>
           <w:b/>
           <w:color w:val="0000FF"/>
-          <w:kern w:val="0"/>
           <w:sz w:val="22"/>
           <w:szCs w:val="18"/>
-          <w:lang w:val="en-US" w:eastAsia="zh-CN" w:bidi="ar-SA"/>
-        </w:rPr>
-        <w:t>3</w:t>
-      </w:r>
-      <w:r>
-        <w:rPr>
-          <w:rFonts w:hint="default" w:ascii="宋体" w:hAnsi="Times New Roman" w:eastAsia="宋体" w:cs="Times New Roman"/>
-          <w:b/>
-          <w:color w:val="0000FF"/>
-          <w:kern w:val="0"/>
-          <w:sz w:val="22"/>
-          <w:szCs w:val="18"/>
-          <w:lang w:val="en-US" w:eastAsia="zh-CN" w:bidi="ar-SA"/>
-        </w:rPr>
-        <w:t>、</w:t>
-      </w:r>
-      <w:r>
-        <w:rPr>
-          <w:rFonts w:hint="eastAsia" w:ascii="宋体"/>
-          <w:b/>
-          <w:color w:val="0000FF"/>
-          <w:sz w:val="22"/>
-          <w:szCs w:val="18"/>
-          <w:lang w:val="en-US" w:eastAsia="zh-CN"/>
-        </w:rPr>
-        <w:t>“谱线开关”策略扩宽稀土元素特征谱线库</w:t>
+          <w:lang w:val="en-US" w:eastAsia="zh-CN"/>
+        </w:rPr>
+        <w:t>对于未知光谱元素种类的LIBS光谱，无法通过Boltzmann图等手段获得电子温度，本专利通过初始温度预设结合温度迭代，获取等离子体温度。</w:t>
       </w:r>
     </w:p>
     <w:p>
@@ -990,6 +944,81 @@
           <w:lang w:val="en-US" w:eastAsia="zh-CN"/>
         </w:rPr>
       </w:pPr>
+    </w:p>
+    <w:p>
+      <w:pPr>
+        <w:pStyle w:val="23"/>
+        <w:numPr>
+          <w:ilvl w:val="0"/>
+          <w:numId w:val="0"/>
+        </w:numPr>
+        <w:spacing w:line="240" w:lineRule="auto"/>
+        <w:ind w:firstLine="425" w:firstLineChars="0"/>
+        <w:jc w:val="both"/>
+        <w:rPr>
+          <w:rFonts w:hint="default" w:ascii="宋体"/>
+          <w:b/>
+          <w:color w:val="0000FF"/>
+          <w:sz w:val="22"/>
+          <w:szCs w:val="18"/>
+          <w:lang w:val="en-US" w:eastAsia="zh-CN"/>
+        </w:rPr>
+      </w:pPr>
+      <w:r>
+        <w:rPr>
+          <w:rFonts w:hint="eastAsia" w:ascii="宋体" w:cs="Times New Roman"/>
+          <w:b/>
+          <w:color w:val="0000FF"/>
+          <w:kern w:val="0"/>
+          <w:sz w:val="22"/>
+          <w:szCs w:val="18"/>
+          <w:lang w:val="en-US" w:eastAsia="zh-CN" w:bidi="ar-SA"/>
+        </w:rPr>
+        <w:t>3</w:t>
+      </w:r>
+      <w:r>
+        <w:rPr>
+          <w:rFonts w:hint="default" w:ascii="宋体" w:hAnsi="Times New Roman" w:eastAsia="宋体" w:cs="Times New Roman"/>
+          <w:b/>
+          <w:color w:val="0000FF"/>
+          <w:kern w:val="0"/>
+          <w:sz w:val="22"/>
+          <w:szCs w:val="18"/>
+          <w:lang w:val="en-US" w:eastAsia="zh-CN" w:bidi="ar-SA"/>
+        </w:rPr>
+        <w:t>、</w:t>
+      </w:r>
+      <w:r>
+        <w:rPr>
+          <w:rFonts w:hint="eastAsia" w:ascii="宋体"/>
+          <w:b/>
+          <w:color w:val="0000FF"/>
+          <w:sz w:val="22"/>
+          <w:szCs w:val="18"/>
+          <w:lang w:val="en-US" w:eastAsia="zh-CN"/>
+        </w:rPr>
+        <w:t>“谱线开关”策略扩宽稀土元素特征谱线库</w:t>
+      </w:r>
+    </w:p>
+    <w:p>
+      <w:pPr>
+        <w:pStyle w:val="23"/>
+        <w:numPr>
+          <w:ilvl w:val="0"/>
+          <w:numId w:val="0"/>
+        </w:numPr>
+        <w:spacing w:line="240" w:lineRule="auto"/>
+        <w:ind w:firstLine="425" w:firstLineChars="0"/>
+        <w:jc w:val="both"/>
+        <w:rPr>
+          <w:rFonts w:hint="default" w:ascii="宋体"/>
+          <w:b/>
+          <w:color w:val="0000FF"/>
+          <w:sz w:val="22"/>
+          <w:szCs w:val="18"/>
+          <w:lang w:val="en-US" w:eastAsia="zh-CN"/>
+        </w:rPr>
+      </w:pPr>
       <w:r>
         <w:rPr>
           <w:rFonts w:hint="eastAsia" w:ascii="宋体"/>
@@ -1147,8 +1176,6 @@
         </w:rPr>
         <w:t>强度梳：指的是利用谱线数据以及相对强度计算公式算出的整体谱线库相对强度集合</w:t>
       </w:r>
-      <w:bookmarkStart w:id="0" w:name="_GoBack"/>
-      <w:bookmarkEnd w:id="0"/>
     </w:p>
     <w:p>
       <w:pPr>
@@ -2246,6 +2273,155 @@
         <w:bidi w:val="0"/>
         <w:ind w:firstLine="420" w:firstLineChars="0"/>
         <w:jc w:val="left"/>
+        <m:rPr/>
+        <w:rPr>
+          <w:rFonts w:hint="eastAsia" w:hAnsi="Cambria Math" w:cs="Times New Roman"/>
+          <w:i w:val="0"/>
+          <w:kern w:val="2"/>
+          <w:sz w:val="22"/>
+          <w:szCs w:val="21"/>
+          <w:lang w:val="en-US" w:eastAsia="zh-CN" w:bidi="ar-SA"/>
+        </w:rPr>
+      </w:pPr>
+      <w:r>
+        <w:rPr>
+          <w:rFonts w:hint="eastAsia"/>
+          <w:sz w:val="22"/>
+          <w:szCs w:val="21"/>
+          <w:lang w:val="en-US" w:eastAsia="zh-CN"/>
+        </w:rPr>
+        <w:t>利用</w:t>
+      </w:r>
+      <w:r>
+        <w:rPr>
+          <w:rFonts w:hint="eastAsia"/>
+          <w:b/>
+          <w:bCs/>
+          <w:color w:val="FF0000"/>
+          <w:sz w:val="22"/>
+          <w:szCs w:val="21"/>
+          <w:lang w:val="en-US" w:eastAsia="zh-CN"/>
+        </w:rPr>
+        <w:t>一定的算法策略</w:t>
+      </w:r>
+      <w:r>
+        <w:rPr>
+          <w:rFonts w:hint="eastAsia"/>
+          <w:sz w:val="22"/>
+          <w:szCs w:val="21"/>
+          <w:lang w:val="en-US" w:eastAsia="zh-CN"/>
+        </w:rPr>
+        <w:t>，在稀土元素“梳”的每个“齿”附近筛选峰值强度。该算法策略主要解决全局分配问题，使得全局代价最小化。代价矩阵是由峰值位置构成的</w:t>
+      </w:r>
+      <m:oMath>
+        <m:r>
+          <m:rPr/>
+          <w:rPr>
+            <w:rFonts w:hint="default" w:ascii="Cambria Math" w:hAnsi="Cambria Math" w:cs="Times New Roman"/>
+            <w:kern w:val="2"/>
+            <w:sz w:val="22"/>
+            <w:szCs w:val="21"/>
+            <w:lang w:val="en-US" w:eastAsia="zh-CN" w:bidi="ar-SA"/>
+          </w:rPr>
+          <m:t>n</m:t>
+        </m:r>
+        <m:r>
+          <m:rPr/>
+          <w:rPr>
+            <w:rFonts w:hint="default" w:ascii="Cambria Math" w:hAnsi="Cambria Math" w:cs="Cambria Math"/>
+            <w:kern w:val="2"/>
+            <w:sz w:val="22"/>
+            <w:szCs w:val="21"/>
+            <w:lang w:val="en-US" w:eastAsia="zh-CN" w:bidi="ar-SA"/>
+          </w:rPr>
+          <m:t>×</m:t>
+        </m:r>
+        <m:r>
+          <m:rPr/>
+          <w:rPr>
+            <w:rFonts w:hint="default" w:ascii="Cambria Math" w:hAnsi="Cambria Math" w:cs="Times New Roman"/>
+            <w:kern w:val="2"/>
+            <w:sz w:val="22"/>
+            <w:szCs w:val="21"/>
+            <w:lang w:val="en-US" w:eastAsia="zh-CN" w:bidi="ar-SA"/>
+          </w:rPr>
+          <m:t>m</m:t>
+        </m:r>
+      </m:oMath>
+      <w:r>
+        <m:rPr/>
+        <w:rPr>
+          <w:rFonts w:hint="eastAsia" w:hAnsi="Cambria Math" w:cs="Times New Roman"/>
+          <w:i w:val="0"/>
+          <w:kern w:val="2"/>
+          <w:sz w:val="22"/>
+          <w:szCs w:val="21"/>
+          <w:lang w:val="en-US" w:eastAsia="zh-CN" w:bidi="ar-SA"/>
+        </w:rPr>
+        <w:t>维矩阵，其中n是需要匹配的峰位数，m是全局总的峰位数。矩阵中每个元素都是需匹配峰位与全局峰位波长差的绝对值，被称为“代价”。</w:t>
+      </w:r>
+    </w:p>
+    <w:p>
+      <w:pPr>
+        <w:bidi w:val="0"/>
+        <w:ind w:firstLine="420" w:firstLineChars="0"/>
+        <w:jc w:val="left"/>
+        <m:rPr/>
+        <w:rPr>
+          <w:rFonts w:hint="eastAsia" w:hAnsi="Cambria Math" w:cs="Times New Roman"/>
+          <w:i w:val="0"/>
+          <w:kern w:val="2"/>
+          <w:sz w:val="22"/>
+          <w:szCs w:val="21"/>
+          <w:lang w:val="en-US" w:eastAsia="zh-CN" w:bidi="ar-SA"/>
+        </w:rPr>
+      </w:pPr>
+      <w:r>
+        <m:rPr/>
+        <w:rPr>
+          <w:rFonts w:hint="eastAsia" w:hAnsi="Cambria Math" w:cs="Times New Roman"/>
+          <w:i w:val="0"/>
+          <w:kern w:val="2"/>
+          <w:sz w:val="22"/>
+          <w:szCs w:val="21"/>
+          <w:lang w:val="en-US" w:eastAsia="zh-CN" w:bidi="ar-SA"/>
+        </w:rPr>
+        <w:t>首先将代价矩阵每一行减去其最小的值，随后对处理后的矩阵减去其每一列最小的值，接着用最少的行与列来覆盖矩阵中已经是0的元素，如果此时用于覆盖0的行与列的总数为n，此时匹配完成，如果不为n，那么找到全局最小的矩阵元，所有没被前面所述的行与列覆盖的元素均减去该最小矩阵元的值，所有被行与列覆盖两次的加上该矩阵元。</w:t>
+      </w:r>
+    </w:p>
+    <w:p>
+      <w:pPr>
+        <w:bidi w:val="0"/>
+        <w:ind w:firstLine="420" w:firstLineChars="0"/>
+        <w:jc w:val="left"/>
+        <m:rPr/>
+        <w:rPr>
+          <w:rFonts w:hint="default" w:hAnsi="Cambria Math" w:cs="Times New Roman"/>
+          <w:i w:val="0"/>
+          <w:kern w:val="2"/>
+          <w:sz w:val="22"/>
+          <w:szCs w:val="21"/>
+          <w:lang w:val="en-US" w:eastAsia="zh-CN" w:bidi="ar-SA"/>
+        </w:rPr>
+      </w:pPr>
+      <w:r>
+        <m:rPr/>
+        <w:rPr>
+          <w:rFonts w:hint="eastAsia" w:hAnsi="Cambria Math" w:cs="Times New Roman"/>
+          <w:i w:val="0"/>
+          <w:kern w:val="2"/>
+          <w:sz w:val="22"/>
+          <w:szCs w:val="21"/>
+          <w:lang w:val="en-US" w:eastAsia="zh-CN" w:bidi="ar-SA"/>
+        </w:rPr>
+        <w:t>循环上述变换，直至能实现用最少的行与列覆盖矩阵中的0，并且行与列的总数为n时，全局峰位匹配完成。</w:t>
+      </w:r>
+    </w:p>
+    <w:p>
+      <w:pPr>
+        <w:bidi w:val="0"/>
+        <w:ind w:firstLine="420" w:firstLineChars="0"/>
+        <w:jc w:val="left"/>
         <w:rPr>
           <w:rFonts w:hint="default"/>
           <w:b w:val="0"/>
@@ -2262,28 +2438,7 @@
           <w:szCs w:val="21"/>
           <w:lang w:val="en-US" w:eastAsia="zh-CN"/>
         </w:rPr>
-        <w:t>利用</w:t>
-      </w:r>
-      <w:r>
-        <w:rPr>
-          <w:rFonts w:hint="eastAsia"/>
-          <w:b/>
-          <w:bCs/>
-          <w:color w:val="FF0000"/>
-          <w:sz w:val="22"/>
-          <w:szCs w:val="21"/>
-          <w:lang w:val="en-US" w:eastAsia="zh-CN"/>
-        </w:rPr>
-        <w:t>一定的算法策略</w:t>
-      </w:r>
-      <w:r>
-        <w:rPr>
-          <w:rFonts w:hint="eastAsia"/>
-          <w:sz w:val="22"/>
-          <w:szCs w:val="21"/>
-          <w:lang w:val="en-US" w:eastAsia="zh-CN"/>
-        </w:rPr>
-        <w:t>，在稀土元素“梳”的每个“齿”附近筛选峰值强度。再对筛选得到的实验峰值强度进行归一化处理，获得元素</w:t>
+        <w:t>再对筛选得到的实验峰值强度进行归一化处理，获得元素</w:t>
       </w:r>
       <w:r>
         <w:rPr>
@@ -3250,9 +3405,9 @@
     <w:p>
       <w:pPr>
         <w:numPr>
-          <w:ilvl w:val="0"/>
-          <w:numId w:val="3"/>
+          <w:numId w:val="0"/>
         </w:numPr>
+        <w:ind w:firstLine="425" w:firstLineChars="0"/>
         <w:rPr>
           <w:rFonts w:hint="eastAsia"/>
           <w:b/>
@@ -3269,8 +3424,23 @@
           <w:color w:val="1329FF"/>
           <w:lang w:val="en-US" w:eastAsia="zh-CN"/>
         </w:rPr>
-        <w:t>基体元素温度迭代算法</w:t>
-      </w:r>
+        <w:t>通过假设初始温度计算相对强度获得包含元素特征谱线位置与相对强度的“元素强度梳”，并且通过利用“元素强度梳”进行的“波长”，“强度”双维度光谱元素定性分析。</w:t>
+      </w:r>
+    </w:p>
+    <w:p>
+      <w:pPr>
+        <w:numPr>
+          <w:numId w:val="0"/>
+        </w:numPr>
+        <w:ind w:firstLine="425" w:firstLineChars="0"/>
+        <w:rPr>
+          <w:rFonts w:hint="default"/>
+          <w:b/>
+          <w:bCs/>
+          <w:color w:val="1329FF"/>
+          <w:lang w:val="en-US" w:eastAsia="zh-CN"/>
+        </w:rPr>
+      </w:pPr>
     </w:p>
     <w:p>
       <w:pPr>
@@ -3279,6 +3449,56 @@
           <w:numId w:val="3"/>
         </w:numPr>
         <w:rPr>
+          <w:rFonts w:hint="eastAsia"/>
+          <w:b/>
+          <w:bCs/>
+          <w:color w:val="1329FF"/>
+          <w:lang w:val="en-US" w:eastAsia="zh-CN"/>
+        </w:rPr>
+      </w:pPr>
+      <w:r>
+        <w:rPr>
+          <w:rFonts w:hint="eastAsia"/>
+          <w:b/>
+          <w:bCs/>
+          <w:color w:val="1329FF"/>
+          <w:lang w:val="en-US" w:eastAsia="zh-CN"/>
+        </w:rPr>
+        <w:t>基体元素温度迭代算法</w:t>
+      </w:r>
+    </w:p>
+    <w:p>
+      <w:pPr>
+        <w:numPr>
+          <w:numId w:val="0"/>
+        </w:numPr>
+        <w:ind w:firstLine="425" w:firstLineChars="0"/>
+        <w:rPr>
+          <w:rFonts w:hint="eastAsia"/>
+          <w:b/>
+          <w:bCs/>
+          <w:color w:val="1329FF"/>
+          <w:lang w:val="en-US" w:eastAsia="zh-CN"/>
+        </w:rPr>
+      </w:pPr>
+      <w:r>
+        <w:rPr>
+          <w:rFonts w:hint="eastAsia"/>
+          <w:b/>
+          <w:bCs/>
+          <w:color w:val="1329FF"/>
+          <w:lang w:val="en-US" w:eastAsia="zh-CN"/>
+        </w:rPr>
+        <w:t>通过TOK-3、全局多点与阻尼更新算法实现利用基体元素置信度逆向推导等离子体电子温度。</w:t>
+      </w:r>
+    </w:p>
+    <w:p>
+      <w:pPr>
+        <w:numPr>
+          <w:numId w:val="0"/>
+        </w:numPr>
+        <w:ind w:firstLine="425" w:firstLineChars="0"/>
+        <w:rPr>
           <w:rFonts w:hint="default"/>
           <w:b/>
           <w:bCs/>
@@ -3286,16 +3506,6 @@
           <w:lang w:val="en-US" w:eastAsia="zh-CN"/>
         </w:rPr>
       </w:pPr>
-      <w:r>
-        <w:rPr>
-          <w:rFonts w:hint="eastAsia"/>
-          <w:b/>
-          <w:bCs/>
-          <w:color w:val="1329FF"/>
-          <w:lang w:val="en-US" w:eastAsia="zh-CN"/>
-        </w:rPr>
-        <w:t>面向稀土元素的“谱线开关”策略</w:t>
-      </w:r>
     </w:p>
     <w:p>
       <w:pPr>
@@ -3319,18 +3529,73 @@
           <w:color w:val="1329FF"/>
           <w:lang w:val="en-US" w:eastAsia="zh-CN"/>
         </w:rPr>
+        <w:t>面向稀土元素的“谱线开关”策略</w:t>
+      </w:r>
+    </w:p>
+    <w:p>
+      <w:pPr>
+        <w:numPr>
+          <w:numId w:val="0"/>
+        </w:numPr>
+        <w:ind w:firstLine="425" w:firstLineChars="0"/>
+        <w:rPr>
+          <w:rFonts w:hint="eastAsia"/>
+          <w:b/>
+          <w:bCs/>
+          <w:color w:val="1329FF"/>
+          <w:lang w:val="en-US" w:eastAsia="zh-CN"/>
+        </w:rPr>
+      </w:pPr>
+      <w:r>
+        <w:rPr>
+          <w:rFonts w:hint="eastAsia"/>
+          <w:b/>
+          <w:bCs/>
+          <w:color w:val="1329FF"/>
+          <w:lang w:val="en-US" w:eastAsia="zh-CN"/>
+        </w:rPr>
+        <w:t>以检测光谱稀土元素为目标时，首先检测基体元素，随后利用重叠峰搜寻，以基体元素的存在情况决定稀土元素谱线启用与否的“谱线开关”策略。</w:t>
+      </w:r>
+    </w:p>
+    <w:p>
+      <w:pPr>
+        <w:numPr>
+          <w:numId w:val="0"/>
+        </w:numPr>
+        <w:ind w:firstLine="425" w:firstLineChars="0"/>
+        <w:rPr>
+          <w:rFonts w:hint="default"/>
+          <w:b/>
+          <w:bCs/>
+          <w:color w:val="1329FF"/>
+          <w:lang w:val="en-US" w:eastAsia="zh-CN"/>
+        </w:rPr>
+      </w:pPr>
+    </w:p>
+    <w:p>
+      <w:pPr>
+        <w:numPr>
+          <w:ilvl w:val="0"/>
+          <w:numId w:val="3"/>
+        </w:numPr>
+        <w:rPr>
+          <w:rFonts w:hint="default"/>
+          <w:b/>
+          <w:bCs/>
+          <w:color w:val="1329FF"/>
+          <w:lang w:val="en-US" w:eastAsia="zh-CN"/>
+        </w:rPr>
+      </w:pPr>
+      <w:r>
+        <w:rPr>
+          <w:rFonts w:hint="eastAsia"/>
+          <w:b/>
+          <w:bCs/>
+          <w:color w:val="1329FF"/>
+          <w:lang w:val="en-US" w:eastAsia="zh-CN"/>
+        </w:rPr>
         <w:t>元素置信度设置策略</w:t>
       </w:r>
-    </w:p>
-    <w:p>
-      <w:pPr>
-        <w:jc w:val="left"/>
-        <w:rPr>
-          <w:rFonts w:hint="eastAsia"/>
-          <w:kern w:val="0"/>
-          <w:sz w:val="24"/>
-        </w:rPr>
-      </w:pPr>
     </w:p>
     <w:p>
       <w:pPr>
@@ -3340,6 +3605,148 @@
         </w:numPr>
         <w:ind w:firstLine="425" w:firstLineChars="0"/>
         <w:rPr>
+          <w:rFonts w:hint="eastAsia"/>
+          <w:b/>
+          <w:bCs/>
+          <w:color w:val="1329FF"/>
+          <w:lang w:val="en-US" w:eastAsia="zh-CN"/>
+        </w:rPr>
+      </w:pPr>
+      <w:r>
+        <w:rPr>
+          <w:rFonts w:hint="eastAsia"/>
+          <w:b/>
+          <w:bCs/>
+          <w:color w:val="1329FF"/>
+          <w:lang w:val="en-US" w:eastAsia="zh-CN"/>
+        </w:rPr>
+        <w:t>利用强度“梳”多维向量的欧几里得距离结合Bolzmann图进行的元素置信度判断。</w:t>
+      </w:r>
+    </w:p>
+    <w:p>
+      <w:pPr>
+        <w:numPr>
+          <w:ilvl w:val="0"/>
+          <w:numId w:val="0"/>
+        </w:numPr>
+        <w:ind w:firstLine="425" w:firstLineChars="0"/>
+        <w:rPr>
+          <w:rFonts w:hint="default"/>
+          <w:b/>
+          <w:bCs/>
+          <w:color w:val="1329FF"/>
+          <w:lang w:val="en-US" w:eastAsia="zh-CN"/>
+        </w:rPr>
+      </w:pPr>
+    </w:p>
+    <w:p>
+      <w:pPr>
+        <w:numPr>
+          <w:ilvl w:val="0"/>
+          <w:numId w:val="3"/>
+        </w:numPr>
+        <w:rPr>
+          <w:rFonts w:hint="default"/>
+          <w:b/>
+          <w:bCs/>
+          <w:color w:val="1329FF"/>
+          <w:lang w:val="en-US" w:eastAsia="zh-CN"/>
+        </w:rPr>
+      </w:pPr>
+      <w:r>
+        <w:rPr>
+          <w:rFonts w:hint="eastAsia"/>
+          <w:b/>
+          <w:bCs/>
+          <w:color w:val="1329FF"/>
+          <w:lang w:val="en-US" w:eastAsia="zh-CN"/>
+        </w:rPr>
+        <w:t>利用矩阵进行的全局峰位匹配策略</w:t>
+      </w:r>
+    </w:p>
+    <w:p>
+      <w:pPr>
+        <w:numPr>
+          <w:numId w:val="0"/>
+        </w:numPr>
+        <w:ind w:firstLine="425" w:firstLineChars="0"/>
+        <w:rPr>
+          <w:rFonts w:hint="eastAsia"/>
+          <w:b/>
+          <w:bCs/>
+          <w:color w:val="1329FF"/>
+          <w:lang w:val="en-US" w:eastAsia="zh-CN"/>
+        </w:rPr>
+      </w:pPr>
+      <w:r>
+        <w:rPr>
+          <w:rFonts w:hint="eastAsia"/>
+          <w:b/>
+          <w:bCs/>
+          <w:color w:val="1329FF"/>
+          <w:lang w:val="en-US" w:eastAsia="zh-CN"/>
+        </w:rPr>
+        <w:t>详细峰位匹配策略见于第六步</w:t>
+      </w:r>
+    </w:p>
+    <w:p>
+      <w:pPr>
+        <w:numPr>
+          <w:numId w:val="0"/>
+        </w:numPr>
+        <w:ind w:firstLine="425" w:firstLineChars="0"/>
+        <w:rPr>
+          <w:rFonts w:hint="default"/>
+          <w:b/>
+          <w:bCs/>
+          <w:color w:val="1329FF"/>
+          <w:lang w:val="en-US" w:eastAsia="zh-CN"/>
+        </w:rPr>
+      </w:pPr>
+    </w:p>
+    <w:p>
+      <w:pPr>
+        <w:numPr>
+          <w:ilvl w:val="0"/>
+          <w:numId w:val="3"/>
+        </w:numPr>
+        <w:rPr>
+          <w:rFonts w:hint="default"/>
+          <w:b/>
+          <w:bCs/>
+          <w:color w:val="1329FF"/>
+          <w:lang w:val="en-US" w:eastAsia="zh-CN"/>
+        </w:rPr>
+      </w:pPr>
+      <w:r>
+        <w:rPr>
+          <w:rFonts w:hint="eastAsia"/>
+          <w:b/>
+          <w:bCs/>
+          <w:color w:val="1329FF"/>
+          <w:lang w:val="en-US" w:eastAsia="zh-CN"/>
+        </w:rPr>
+        <w:t>稀土元素“冲突峰”寻找策略</w:t>
+      </w:r>
+    </w:p>
+    <w:p>
+      <w:pPr>
+        <w:jc w:val="left"/>
+        <w:rPr>
+          <w:rFonts w:hint="eastAsia"/>
+          <w:kern w:val="0"/>
+          <w:sz w:val="24"/>
+        </w:rPr>
+      </w:pPr>
+    </w:p>
+    <w:p>
+      <w:pPr>
+        <w:numPr>
+          <w:ilvl w:val="0"/>
+          <w:numId w:val="0"/>
+        </w:numPr>
+        <w:ind w:firstLine="425" w:firstLineChars="0"/>
+        <w:rPr>
           <w:rFonts w:hint="default"/>
           <w:b/>
           <w:bCs/>
@@ -3443,6 +3850,11 @@
     </w:p>
     <w:p>
       <w:pPr>
+        <w:numPr>
+          <w:ilvl w:val="0"/>
+          <w:numId w:val="4"/>
+        </w:numPr>
+        <w:ind w:left="0" w:leftChars="0" w:firstLine="0" w:firstLineChars="0"/>
         <w:rPr>
           <w:rFonts w:hint="eastAsia" w:ascii="宋体"/>
           <w:b/>
@@ -3456,43 +3868,29 @@
           <w:b/>
           <w:sz w:val="28"/>
           <w:szCs w:val="21"/>
-          <w:lang w:val="en-US" w:eastAsia="zh-CN"/>
-        </w:rPr>
-        <w:t>8</w:t>
-      </w:r>
-      <w:r>
+        </w:rPr>
+        <w:t>CAD结构图、框图、电路图、电气原理图等</w:t>
+      </w:r>
+    </w:p>
+    <w:p>
+      <w:pPr>
+        <w:numPr>
+          <w:numId w:val="0"/>
+        </w:numPr>
+        <w:ind w:leftChars="0"/>
         <w:rPr>
           <w:rFonts w:hint="eastAsia" w:ascii="宋体"/>
           <w:b/>
           <w:sz w:val="28"/>
           <w:szCs w:val="21"/>
         </w:rPr>
-        <w:t>．CAD结构图、框图、电路图、电气原理图等</w:t>
-      </w:r>
+      </w:pPr>
     </w:p>
     <w:p>
       <w:pPr>
         <w:pStyle w:val="23"/>
         <w:spacing w:line="240" w:lineRule="auto"/>
         <w:rPr>
-          <w:rFonts w:hint="eastAsia"/>
-          <w:sz w:val="24"/>
-        </w:rPr>
-      </w:pPr>
-    </w:p>
-    <w:p>
-      <w:pPr>
-        <w:rPr>
-          <w:rFonts w:hint="eastAsia" w:ascii="宋体"/>
-          <w:b/>
-          <w:sz w:val="24"/>
-        </w:rPr>
-      </w:pPr>
-    </w:p>
-    <w:p>
-      <w:pPr>
-        <w:jc w:val="center"/>
-        <w:rPr>
           <w:rFonts w:hint="eastAsia" w:ascii="宋体" w:eastAsia="宋体"/>
           <w:b/>
           <w:sz w:val="24"/>
@@ -3508,8 +3906,99 @@
         </w:rPr>
         <w:drawing>
           <wp:inline distT="0" distB="0" distL="114300" distR="114300">
-            <wp:extent cx="5937885" cy="3345180"/>
-            <wp:effectExtent l="0" t="0" r="5715" b="7620"/>
+            <wp:extent cx="5672455" cy="3467100"/>
+            <wp:effectExtent l="0" t="0" r="4445" b="0"/>
+            <wp:docPr id="6" name="图片 6" descr="温度迭代流程"/>
+            <wp:cNvGraphicFramePr>
+              <a:graphicFrameLocks xmlns:a="http://schemas.openxmlformats.org/drawingml/2006/main" noChangeAspect="1"/>
+            </wp:cNvGraphicFramePr>
+            <a:graphic xmlns:a="http://schemas.openxmlformats.org/drawingml/2006/main">
+              <a:graphicData uri="http://schemas.openxmlformats.org/drawingml/2006/picture">
+                <pic:pic xmlns:pic="http://schemas.openxmlformats.org/drawingml/2006/picture">
+                  <pic:nvPicPr>
+                    <pic:cNvPr id="6" name="图片 6" descr="温度迭代流程"/>
+                    <pic:cNvPicPr>
+                      <a:picLocks noChangeAspect="1"/>
+                    </pic:cNvPicPr>
+                  </pic:nvPicPr>
+                  <pic:blipFill>
+                    <a:blip r:embed="rId10"/>
+                    <a:stretch>
+                      <a:fillRect/>
+                    </a:stretch>
+                  </pic:blipFill>
+                  <pic:spPr>
+                    <a:xfrm>
+                      <a:off x="0" y="0"/>
+                      <a:ext cx="5672455" cy="3467100"/>
+                    </a:xfrm>
+                    <a:prstGeom prst="rect">
+                      <a:avLst/>
+                    </a:prstGeom>
+                  </pic:spPr>
+                </pic:pic>
+              </a:graphicData>
+            </a:graphic>
+          </wp:inline>
+        </w:drawing>
+      </w:r>
+    </w:p>
+    <w:p>
+      <w:pPr>
+        <w:pStyle w:val="23"/>
+        <w:spacing w:line="240" w:lineRule="auto"/>
+        <w:jc w:val="center"/>
+        <w:rPr>
+          <w:rFonts w:hint="default" w:ascii="宋体" w:eastAsia="宋体"/>
+          <w:b w:val="0"/>
+          <w:bCs/>
+          <w:sz w:val="18"/>
+          <w:szCs w:val="13"/>
+          <w:lang w:val="en-US" w:eastAsia="zh-CN"/>
+        </w:rPr>
+      </w:pPr>
+      <w:r>
+        <w:rPr>
+          <w:rFonts w:hint="eastAsia" w:ascii="宋体"/>
+          <w:b w:val="0"/>
+          <w:bCs/>
+          <w:sz w:val="18"/>
+          <w:szCs w:val="13"/>
+          <w:lang w:val="en-US" w:eastAsia="zh-CN"/>
+        </w:rPr>
+        <w:t>流程图1：温度迭代算法流程</w:t>
+      </w:r>
+    </w:p>
+    <w:p>
+      <w:pPr>
+        <w:rPr>
+          <w:rFonts w:hint="eastAsia" w:ascii="宋体"/>
+          <w:b/>
+          <w:sz w:val="24"/>
+        </w:rPr>
+      </w:pPr>
+    </w:p>
+    <w:p>
+      <w:pPr>
+        <w:jc w:val="center"/>
+        <w:rPr>
+          <w:rFonts w:hint="eastAsia" w:ascii="宋体" w:eastAsia="宋体"/>
+          <w:b/>
+          <w:sz w:val="24"/>
+          <w:lang w:eastAsia="zh-CN"/>
+        </w:rPr>
+      </w:pPr>
+      <w:r>
+        <w:rPr>
+          <w:rFonts w:hint="eastAsia" w:ascii="宋体" w:eastAsia="宋体"/>
+          <w:b/>
+          <w:sz w:val="24"/>
+          <w:lang w:eastAsia="zh-CN"/>
+        </w:rPr>
+        <w:drawing>
+          <wp:inline distT="0" distB="0" distL="114300" distR="114300">
+            <wp:extent cx="5939790" cy="4152900"/>
+            <wp:effectExtent l="0" t="0" r="3810" b="0"/>
             <wp:docPr id="1" name="图片 1" descr="稀土元素识别"/>
             <wp:cNvGraphicFramePr>
               <a:graphicFrameLocks xmlns:a="http://schemas.openxmlformats.org/drawingml/2006/main" noChangeAspect="1"/>
@@ -3524,7 +4013,7 @@
                     </pic:cNvPicPr>
                   </pic:nvPicPr>
                   <pic:blipFill>
-                    <a:blip r:embed="rId10"/>
+                    <a:blip r:embed="rId11"/>
                     <a:stretch>
                       <a:fillRect/>
                     </a:stretch>
@@ -3532,7 +4021,7 @@
                   <pic:spPr>
                     <a:xfrm>
                       <a:off x="0" y="0"/>
-                      <a:ext cx="5937885" cy="3345180"/>
+                      <a:ext cx="5939790" cy="4152900"/>
                     </a:xfrm>
                     <a:prstGeom prst="rect">
                       <a:avLst/>
@@ -3547,6 +4036,17 @@
     </w:p>
     <w:p>
       <w:pPr>
+        <w:jc w:val="center"/>
+        <w:rPr>
+          <w:rFonts w:hint="eastAsia" w:ascii="宋体" w:eastAsia="宋体"/>
+          <w:b/>
+          <w:sz w:val="24"/>
+          <w:lang w:eastAsia="zh-CN"/>
+        </w:rPr>
+      </w:pPr>
+    </w:p>
+    <w:p>
+      <w:pPr>
         <w:rPr>
           <w:rFonts w:hint="eastAsia" w:ascii="宋体"/>
           <w:b/>
@@ -3556,12 +4056,27 @@
     </w:p>
     <w:p>
       <w:pPr>
+        <w:jc w:val="center"/>
+        <w:rPr>
+          <w:rFonts w:hint="default" w:ascii="宋体" w:eastAsia="宋体"/>
+          <w:b w:val="0"/>
+          <w:bCs/>
+          <w:sz w:val="18"/>
+          <w:szCs w:val="13"/>
+          <w:lang w:val="en-US" w:eastAsia="zh-CN"/>
+        </w:rPr>
+      </w:pPr>
+      <w:r>
         <w:rPr>
           <w:rFonts w:hint="eastAsia" w:ascii="宋体"/>
-          <w:b/>
-          <w:sz w:val="24"/>
-        </w:rPr>
-      </w:pPr>
+          <w:b w:val="0"/>
+          <w:bCs/>
+          <w:sz w:val="18"/>
+          <w:szCs w:val="13"/>
+          <w:lang w:val="en-US" w:eastAsia="zh-CN"/>
+        </w:rPr>
+        <w:t>流程图2：整体元素检测算法流程</w:t>
+      </w:r>
     </w:p>
     <w:p>
       <w:pPr>
@@ -3596,6 +4111,8 @@
         </w:rPr>
         <w:t>附件：</w:t>
       </w:r>
+      <w:bookmarkStart w:id="0" w:name="_GoBack"/>
+      <w:bookmarkEnd w:id="0"/>
     </w:p>
     <w:p>
       <w:pPr>
